--- a/docs/实验一-实验报告-带键盘事件的计算器.docx
+++ b/docs/实验一-实验报告-带键盘事件的计算器.docx
@@ -3104,11 +3104,11 @@
                     <a:graphicData uri="http://schemas.openxmlformats.org/drawingml/2006/picture">
                       <pic:pic>
                         <pic:nvPicPr>
-                          <pic:cNvPr id="0" name="05_退格.png"/>
+                          <pic:cNvPr id="0" name="02_小数输入.png"/>
                           <pic:cNvPicPr/>
                         </pic:nvPicPr>
                         <pic:blipFill>
-                          <a:blip r:embed="rId16"/>
+                          <a:blip r:embed="rId17"/>
                           <a:stretch>
                             <a:fillRect/>
                           </a:stretch>
@@ -4411,283 +4411,6 @@
                           <pic:cNvPicPr/>
                         </pic:nvPicPr>
                         <pic:blipFill>
-                          <a:blip r:embed="rId17"/>
-                          <a:stretch>
-                            <a:fillRect/>
-                          </a:stretch>
-                        </pic:blipFill>
-                        <pic:spPr>
-                          <a:xfrm>
-                            <a:off x="0" y="0"/>
-                            <a:ext cx="2240280" cy="3426311"/>
-                          </a:xfrm>
-                          <a:prstGeom prst="rect"/>
-                        </pic:spPr>
-                      </pic:pic>
-                    </a:graphicData>
-                  </a:graphic>
-                </wp:inline>
-              </w:drawing>
-            </w:r>
-            <w:r>
-              <w:rPr>
-                <w:rFonts w:ascii="宋体" w:hAnsi="宋体" w:eastAsia="宋体"/>
-                <w:b w:val="0"/>
-                <w:sz w:val="20"/>
-              </w:rPr>
-              <w:t xml:space="preserve">    </w:t>
-            </w:r>
-            <w:r>
-              <w:drawing>
-                <wp:inline xmlns:a="http://schemas.openxmlformats.org/drawingml/2006/main" xmlns:pic="http://schemas.openxmlformats.org/drawingml/2006/picture">
-                  <wp:extent cx="2240280" cy="3426311"/>
-                  <wp:docPr id="12" name="Picture 12"/>
-                  <wp:cNvGraphicFramePr>
-                    <a:graphicFrameLocks noChangeAspect="1"/>
-                  </wp:cNvGraphicFramePr>
-                  <a:graphic>
-                    <a:graphicData uri="http://schemas.openxmlformats.org/drawingml/2006/picture">
-                      <pic:pic>
-                        <pic:nvPicPr>
-                          <pic:cNvPr id="0" name="06_除零错误.png"/>
-                          <pic:cNvPicPr/>
-                        </pic:nvPicPr>
-                        <pic:blipFill>
-                          <a:blip r:embed="rId17"/>
-                          <a:stretch>
-                            <a:fillRect/>
-                          </a:stretch>
-                        </pic:blipFill>
-                        <pic:spPr>
-                          <a:xfrm>
-                            <a:off x="0" y="0"/>
-                            <a:ext cx="2240280" cy="3426311"/>
-                          </a:xfrm>
-                          <a:prstGeom prst="rect"/>
-                        </pic:spPr>
-                      </pic:pic>
-                    </a:graphicData>
-                  </a:graphic>
-                </wp:inline>
-              </w:drawing>
-            </w:r>
-          </w:p>
-          <w:p>
-            <w:pPr>
-              <w:spacing w:before="40" w:after="200" w:line="288" w:lineRule="auto"/>
-              <w:jc w:val="center"/>
-            </w:pPr>
-            <w:r>
-              <w:rPr>
-                <w:rFonts w:ascii="宋体" w:hAnsi="宋体" w:eastAsia="宋体"/>
-                <w:b w:val="0"/>
-                <w:sz w:val="21"/>
-              </w:rPr>
-              <w:t>图 3  除数为 0 的错误提示与连续运算 1+2+3+4=10</w:t>
-            </w:r>
-          </w:p>
-          <w:p>
-            <w:pPr>
-              <w:spacing w:before="280" w:after="120" w:line="312" w:lineRule="auto"/>
-            </w:pPr>
-            <w:r>
-              <w:rPr>
-                <w:rFonts w:ascii="黑体" w:hAnsi="黑体" w:eastAsia="黑体"/>
-                <w:b/>
-                <w:sz w:val="28"/>
-              </w:rPr>
-              <w:t>五、使用样式表改善界面</w:t>
-            </w:r>
-          </w:p>
-          <w:p>
-            <w:pPr>
-              <w:spacing w:before="0" w:after="120" w:line="360" w:lineRule="auto"/>
-              <w:ind w:firstLine="480"/>
-            </w:pPr>
-            <w:r>
-              <w:rPr>
-                <w:rFonts w:ascii="宋体" w:hAnsi="宋体" w:eastAsia="宋体"/>
-                <w:b w:val="0"/>
-                <w:sz w:val="24"/>
-              </w:rPr>
-              <w:t>界面样式放在 style.qss 中，通过 resources.qrc 打进可执行文件，程序启动时用 setStyleSheet() 加载。样式表按功能给按钮分组：数字键使用深灰底配白字，运算符和等号使用橙色强调，C、⌫、% 使用浅灰底配深色字，显示屏使用更深的底色和更大的字号，并统一加了圆角。</w:t>
-            </w:r>
-          </w:p>
-          <w:p>
-            <w:pPr>
-              <w:spacing w:before="80" w:after="0" w:line="276" w:lineRule="auto"/>
-              <w:ind w:left="360"/>
-            </w:pPr>
-            <w:r>
-              <w:rPr>
-                <w:rFonts w:ascii="Consolas" w:hAnsi="Consolas" w:eastAsia="Consolas"/>
-                <w:b w:val="0"/>
-                <w:sz w:val="18"/>
-              </w:rPr>
-              <w:t>QPushButton {</w:t>
-            </w:r>
-          </w:p>
-          <w:p>
-            <w:pPr>
-              <w:spacing w:before="0" w:after="0" w:line="276" w:lineRule="auto"/>
-              <w:ind w:left="360"/>
-            </w:pPr>
-            <w:r>
-              <w:rPr>
-                <w:rFonts w:ascii="Consolas" w:hAnsi="Consolas" w:eastAsia="Consolas"/>
-                <w:b w:val="0"/>
-                <w:sz w:val="18"/>
-              </w:rPr>
-              <w:t xml:space="preserve">    background-color: #3a3d4a;  color: #ffffff;</w:t>
-            </w:r>
-          </w:p>
-          <w:p>
-            <w:pPr>
-              <w:spacing w:before="0" w:after="0" w:line="276" w:lineRule="auto"/>
-              <w:ind w:left="360"/>
-            </w:pPr>
-            <w:r>
-              <w:rPr>
-                <w:rFonts w:ascii="Consolas" w:hAnsi="Consolas" w:eastAsia="Consolas"/>
-                <w:b w:val="0"/>
-                <w:sz w:val="18"/>
-              </w:rPr>
-              <w:t xml:space="preserve">    border: none;  border-radius: 12px;  font-size: 22px;</w:t>
-            </w:r>
-          </w:p>
-          <w:p>
-            <w:pPr>
-              <w:spacing w:before="0" w:after="0" w:line="276" w:lineRule="auto"/>
-              <w:ind w:left="360"/>
-            </w:pPr>
-            <w:r>
-              <w:rPr>
-                <w:rFonts w:ascii="Consolas" w:hAnsi="Consolas" w:eastAsia="Consolas"/>
-                <w:b w:val="0"/>
-                <w:sz w:val="18"/>
-              </w:rPr>
-              <w:t>}</w:t>
-            </w:r>
-          </w:p>
-          <w:p>
-            <w:pPr>
-              <w:spacing w:before="0" w:after="0" w:line="276" w:lineRule="auto"/>
-              <w:ind w:left="360"/>
-            </w:pPr>
-            <w:r>
-              <w:rPr>
-                <w:rFonts w:ascii="Consolas" w:hAnsi="Consolas" w:eastAsia="Consolas"/>
-                <w:b w:val="0"/>
-                <w:sz w:val="18"/>
-              </w:rPr>
-              <w:t>QPushButton#buttonAdd, QPushButton#buttonSub,</w:t>
-            </w:r>
-          </w:p>
-          <w:p>
-            <w:pPr>
-              <w:spacing w:before="0" w:after="0" w:line="276" w:lineRule="auto"/>
-              <w:ind w:left="360"/>
-            </w:pPr>
-            <w:r>
-              <w:rPr>
-                <w:rFonts w:ascii="Consolas" w:hAnsi="Consolas" w:eastAsia="Consolas"/>
-                <w:b w:val="0"/>
-                <w:sz w:val="18"/>
-              </w:rPr>
-              <w:t>QPushButton#buttonMul, QPushButton#buttonDiv { background-color: #ff9f0a; font-size: 26px; }</w:t>
-            </w:r>
-          </w:p>
-          <w:p>
-            <w:pPr>
-              <w:spacing w:before="0" w:after="0" w:line="276" w:lineRule="auto"/>
-              <w:ind w:left="360"/>
-            </w:pPr>
-            <w:r>
-              <w:rPr>
-                <w:rFonts w:ascii="Consolas" w:hAnsi="Consolas" w:eastAsia="Consolas"/>
-                <w:b w:val="0"/>
-                <w:sz w:val="18"/>
-              </w:rPr>
-              <w:t>QLineEdit#display {</w:t>
-            </w:r>
-          </w:p>
-          <w:p>
-            <w:pPr>
-              <w:spacing w:before="0" w:after="0" w:line="276" w:lineRule="auto"/>
-              <w:ind w:left="360"/>
-            </w:pPr>
-            <w:r>
-              <w:rPr>
-                <w:rFonts w:ascii="Consolas" w:hAnsi="Consolas" w:eastAsia="Consolas"/>
-                <w:b w:val="0"/>
-                <w:sz w:val="18"/>
-              </w:rPr>
-              <w:t xml:space="preserve">    background-color: #2b2d38;  color: #ffffff;</w:t>
-            </w:r>
-          </w:p>
-          <w:p>
-            <w:pPr>
-              <w:spacing w:before="0" w:after="0" w:line="276" w:lineRule="auto"/>
-              <w:ind w:left="360"/>
-            </w:pPr>
-            <w:r>
-              <w:rPr>
-                <w:rFonts w:ascii="Consolas" w:hAnsi="Consolas" w:eastAsia="Consolas"/>
-                <w:b w:val="0"/>
-                <w:sz w:val="18"/>
-              </w:rPr>
-              <w:t xml:space="preserve">    border-radius: 12px;  font-size: 34px;</w:t>
-            </w:r>
-          </w:p>
-          <w:p>
-            <w:pPr>
-              <w:spacing w:before="0" w:after="80" w:line="276" w:lineRule="auto"/>
-              <w:ind w:left="360"/>
-            </w:pPr>
-            <w:r>
-              <w:rPr>
-                <w:rFonts w:ascii="Consolas" w:hAnsi="Consolas" w:eastAsia="Consolas"/>
-                <w:b w:val="0"/>
-                <w:sz w:val="18"/>
-              </w:rPr>
-              <w:t>}</w:t>
-            </w:r>
-          </w:p>
-          <w:p>
-            <w:pPr>
-              <w:spacing w:before="0" w:after="120" w:line="360" w:lineRule="auto"/>
-              <w:ind w:firstLine="480"/>
-            </w:pPr>
-            <w:r>
-              <w:rPr>
-                <w:rFonts w:ascii="宋体" w:hAnsi="宋体" w:eastAsia="宋体"/>
-                <w:b w:val="0"/>
-                <w:sz w:val="24"/>
-              </w:rPr>
-              <w:t>主要改进有三点：一是用颜色区分数字键、运算符键和功能键，用户扫一眼就能分清按键类别；二是把显示屏字号调大并与按键拉开间距，读结果更清楚；三是给所有按钮统一圆角和悬停、按下状态，点击时有反馈。样式全部按对象名选择，没有改动任何逻辑代码。</w:t>
-            </w:r>
-          </w:p>
-          <w:p>
-            <w:pPr>
-              <w:spacing w:before="120" w:after="40"/>
-              <w:jc w:val="center"/>
-            </w:pPr>
-            <w:r>
-              <w:drawing>
-                <wp:inline xmlns:a="http://schemas.openxmlformats.org/drawingml/2006/main" xmlns:pic="http://schemas.openxmlformats.org/drawingml/2006/picture">
-                  <wp:extent cx="2240280" cy="3426311"/>
-                  <wp:docPr id="13" name="Picture 13"/>
-                  <wp:cNvGraphicFramePr>
-                    <a:graphicFrameLocks noChangeAspect="1"/>
-                  </wp:cNvGraphicFramePr>
-                  <a:graphic>
-                    <a:graphicData uri="http://schemas.openxmlformats.org/drawingml/2006/picture">
-                      <pic:pic>
-                        <pic:nvPicPr>
-                          <pic:cNvPr id="0" name="04_计算结果.png"/>
-                          <pic:cNvPicPr/>
-                        </pic:nvPicPr>
-                        <pic:blipFill>
                           <a:blip r:embed="rId18"/>
                           <a:stretch>
                             <a:fillRect/>
@@ -4718,6 +4441,283 @@
               <w:drawing>
                 <wp:inline xmlns:a="http://schemas.openxmlformats.org/drawingml/2006/main" xmlns:pic="http://schemas.openxmlformats.org/drawingml/2006/picture">
                   <wp:extent cx="2240280" cy="3426311"/>
+                  <wp:docPr id="12" name="Picture 12"/>
+                  <wp:cNvGraphicFramePr>
+                    <a:graphicFrameLocks noChangeAspect="1"/>
+                  </wp:cNvGraphicFramePr>
+                  <a:graphic>
+                    <a:graphicData uri="http://schemas.openxmlformats.org/drawingml/2006/picture">
+                      <pic:pic>
+                        <pic:nvPicPr>
+                          <pic:cNvPr id="0" name="07_连续运算.png"/>
+                          <pic:cNvPicPr/>
+                        </pic:nvPicPr>
+                        <pic:blipFill>
+                          <a:blip r:embed="rId19"/>
+                          <a:stretch>
+                            <a:fillRect/>
+                          </a:stretch>
+                        </pic:blipFill>
+                        <pic:spPr>
+                          <a:xfrm>
+                            <a:off x="0" y="0"/>
+                            <a:ext cx="2240280" cy="3426311"/>
+                          </a:xfrm>
+                          <a:prstGeom prst="rect"/>
+                        </pic:spPr>
+                      </pic:pic>
+                    </a:graphicData>
+                  </a:graphic>
+                </wp:inline>
+              </w:drawing>
+            </w:r>
+          </w:p>
+          <w:p>
+            <w:pPr>
+              <w:spacing w:before="40" w:after="200" w:line="288" w:lineRule="auto"/>
+              <w:jc w:val="center"/>
+            </w:pPr>
+            <w:r>
+              <w:rPr>
+                <w:rFonts w:ascii="宋体" w:hAnsi="宋体" w:eastAsia="宋体"/>
+                <w:b w:val="0"/>
+                <w:sz w:val="21"/>
+              </w:rPr>
+              <w:t>图 3  除数为 0 的错误提示与连续运算 1+2+3+4=10</w:t>
+            </w:r>
+          </w:p>
+          <w:p>
+            <w:pPr>
+              <w:spacing w:before="280" w:after="120" w:line="312" w:lineRule="auto"/>
+            </w:pPr>
+            <w:r>
+              <w:rPr>
+                <w:rFonts w:ascii="黑体" w:hAnsi="黑体" w:eastAsia="黑体"/>
+                <w:b/>
+                <w:sz w:val="28"/>
+              </w:rPr>
+              <w:t>五、使用样式表改善界面</w:t>
+            </w:r>
+          </w:p>
+          <w:p>
+            <w:pPr>
+              <w:spacing w:before="0" w:after="120" w:line="360" w:lineRule="auto"/>
+              <w:ind w:firstLine="480"/>
+            </w:pPr>
+            <w:r>
+              <w:rPr>
+                <w:rFonts w:ascii="宋体" w:hAnsi="宋体" w:eastAsia="宋体"/>
+                <w:b w:val="0"/>
+                <w:sz w:val="24"/>
+              </w:rPr>
+              <w:t>界面样式放在 style.qss 中，通过 resources.qrc 打进可执行文件，程序启动时用 setStyleSheet() 加载。样式表按功能给按钮分组：数字键使用深灰底配白字，运算符和等号使用橙色强调，C、⌫、% 使用浅灰底配深色字，显示屏使用更深的底色和更大的字号，并统一加了圆角。</w:t>
+            </w:r>
+          </w:p>
+          <w:p>
+            <w:pPr>
+              <w:spacing w:before="80" w:after="0" w:line="276" w:lineRule="auto"/>
+              <w:ind w:left="360"/>
+            </w:pPr>
+            <w:r>
+              <w:rPr>
+                <w:rFonts w:ascii="Consolas" w:hAnsi="Consolas" w:eastAsia="Consolas"/>
+                <w:b w:val="0"/>
+                <w:sz w:val="18"/>
+              </w:rPr>
+              <w:t>QPushButton {</w:t>
+            </w:r>
+          </w:p>
+          <w:p>
+            <w:pPr>
+              <w:spacing w:before="0" w:after="0" w:line="276" w:lineRule="auto"/>
+              <w:ind w:left="360"/>
+            </w:pPr>
+            <w:r>
+              <w:rPr>
+                <w:rFonts w:ascii="Consolas" w:hAnsi="Consolas" w:eastAsia="Consolas"/>
+                <w:b w:val="0"/>
+                <w:sz w:val="18"/>
+              </w:rPr>
+              <w:t xml:space="preserve">    background-color: #3a3d4a;  color: #ffffff;</w:t>
+            </w:r>
+          </w:p>
+          <w:p>
+            <w:pPr>
+              <w:spacing w:before="0" w:after="0" w:line="276" w:lineRule="auto"/>
+              <w:ind w:left="360"/>
+            </w:pPr>
+            <w:r>
+              <w:rPr>
+                <w:rFonts w:ascii="Consolas" w:hAnsi="Consolas" w:eastAsia="Consolas"/>
+                <w:b w:val="0"/>
+                <w:sz w:val="18"/>
+              </w:rPr>
+              <w:t xml:space="preserve">    border: none;  border-radius: 12px;  font-size: 22px;</w:t>
+            </w:r>
+          </w:p>
+          <w:p>
+            <w:pPr>
+              <w:spacing w:before="0" w:after="0" w:line="276" w:lineRule="auto"/>
+              <w:ind w:left="360"/>
+            </w:pPr>
+            <w:r>
+              <w:rPr>
+                <w:rFonts w:ascii="Consolas" w:hAnsi="Consolas" w:eastAsia="Consolas"/>
+                <w:b w:val="0"/>
+                <w:sz w:val="18"/>
+              </w:rPr>
+              <w:t>}</w:t>
+            </w:r>
+          </w:p>
+          <w:p>
+            <w:pPr>
+              <w:spacing w:before="0" w:after="0" w:line="276" w:lineRule="auto"/>
+              <w:ind w:left="360"/>
+            </w:pPr>
+            <w:r>
+              <w:rPr>
+                <w:rFonts w:ascii="Consolas" w:hAnsi="Consolas" w:eastAsia="Consolas"/>
+                <w:b w:val="0"/>
+                <w:sz w:val="18"/>
+              </w:rPr>
+              <w:t>QPushButton#buttonAdd, QPushButton#buttonSub,</w:t>
+            </w:r>
+          </w:p>
+          <w:p>
+            <w:pPr>
+              <w:spacing w:before="0" w:after="0" w:line="276" w:lineRule="auto"/>
+              <w:ind w:left="360"/>
+            </w:pPr>
+            <w:r>
+              <w:rPr>
+                <w:rFonts w:ascii="Consolas" w:hAnsi="Consolas" w:eastAsia="Consolas"/>
+                <w:b w:val="0"/>
+                <w:sz w:val="18"/>
+              </w:rPr>
+              <w:t>QPushButton#buttonMul, QPushButton#buttonDiv { background-color: #ff9f0a; font-size: 26px; }</w:t>
+            </w:r>
+          </w:p>
+          <w:p>
+            <w:pPr>
+              <w:spacing w:before="0" w:after="0" w:line="276" w:lineRule="auto"/>
+              <w:ind w:left="360"/>
+            </w:pPr>
+            <w:r>
+              <w:rPr>
+                <w:rFonts w:ascii="Consolas" w:hAnsi="Consolas" w:eastAsia="Consolas"/>
+                <w:b w:val="0"/>
+                <w:sz w:val="18"/>
+              </w:rPr>
+              <w:t>QLineEdit#display {</w:t>
+            </w:r>
+          </w:p>
+          <w:p>
+            <w:pPr>
+              <w:spacing w:before="0" w:after="0" w:line="276" w:lineRule="auto"/>
+              <w:ind w:left="360"/>
+            </w:pPr>
+            <w:r>
+              <w:rPr>
+                <w:rFonts w:ascii="Consolas" w:hAnsi="Consolas" w:eastAsia="Consolas"/>
+                <w:b w:val="0"/>
+                <w:sz w:val="18"/>
+              </w:rPr>
+              <w:t xml:space="preserve">    background-color: #2b2d38;  color: #ffffff;</w:t>
+            </w:r>
+          </w:p>
+          <w:p>
+            <w:pPr>
+              <w:spacing w:before="0" w:after="0" w:line="276" w:lineRule="auto"/>
+              <w:ind w:left="360"/>
+            </w:pPr>
+            <w:r>
+              <w:rPr>
+                <w:rFonts w:ascii="Consolas" w:hAnsi="Consolas" w:eastAsia="Consolas"/>
+                <w:b w:val="0"/>
+                <w:sz w:val="18"/>
+              </w:rPr>
+              <w:t xml:space="preserve">    border-radius: 12px;  font-size: 34px;</w:t>
+            </w:r>
+          </w:p>
+          <w:p>
+            <w:pPr>
+              <w:spacing w:before="0" w:after="80" w:line="276" w:lineRule="auto"/>
+              <w:ind w:left="360"/>
+            </w:pPr>
+            <w:r>
+              <w:rPr>
+                <w:rFonts w:ascii="Consolas" w:hAnsi="Consolas" w:eastAsia="Consolas"/>
+                <w:b w:val="0"/>
+                <w:sz w:val="18"/>
+              </w:rPr>
+              <w:t>}</w:t>
+            </w:r>
+          </w:p>
+          <w:p>
+            <w:pPr>
+              <w:spacing w:before="0" w:after="120" w:line="360" w:lineRule="auto"/>
+              <w:ind w:firstLine="480"/>
+            </w:pPr>
+            <w:r>
+              <w:rPr>
+                <w:rFonts w:ascii="宋体" w:hAnsi="宋体" w:eastAsia="宋体"/>
+                <w:b w:val="0"/>
+                <w:sz w:val="24"/>
+              </w:rPr>
+              <w:t>主要改进有三点：一是用颜色区分数字键、运算符键和功能键，用户扫一眼就能分清按键类别；二是把显示屏字号调大并与按键拉开间距，读结果更清楚；三是给所有按钮统一圆角和悬停、按下状态，点击时有反馈。样式全部按对象名选择，没有改动任何逻辑代码。</w:t>
+            </w:r>
+          </w:p>
+          <w:p>
+            <w:pPr>
+              <w:spacing w:before="120" w:after="40"/>
+              <w:jc w:val="center"/>
+            </w:pPr>
+            <w:r>
+              <w:drawing>
+                <wp:inline xmlns:a="http://schemas.openxmlformats.org/drawingml/2006/main" xmlns:pic="http://schemas.openxmlformats.org/drawingml/2006/picture">
+                  <wp:extent cx="2240280" cy="3426311"/>
+                  <wp:docPr id="13" name="Picture 13"/>
+                  <wp:cNvGraphicFramePr>
+                    <a:graphicFrameLocks noChangeAspect="1"/>
+                  </wp:cNvGraphicFramePr>
+                  <a:graphic>
+                    <a:graphicData uri="http://schemas.openxmlformats.org/drawingml/2006/picture">
+                      <pic:pic>
+                        <pic:nvPicPr>
+                          <pic:cNvPr id="0" name="04_计算结果.png"/>
+                          <pic:cNvPicPr/>
+                        </pic:nvPicPr>
+                        <pic:blipFill>
+                          <a:blip r:embed="rId20"/>
+                          <a:stretch>
+                            <a:fillRect/>
+                          </a:stretch>
+                        </pic:blipFill>
+                        <pic:spPr>
+                          <a:xfrm>
+                            <a:off x="0" y="0"/>
+                            <a:ext cx="2240280" cy="3426311"/>
+                          </a:xfrm>
+                          <a:prstGeom prst="rect"/>
+                        </pic:spPr>
+                      </pic:pic>
+                    </a:graphicData>
+                  </a:graphic>
+                </wp:inline>
+              </w:drawing>
+            </w:r>
+            <w:r>
+              <w:rPr>
+                <w:rFonts w:ascii="宋体" w:hAnsi="宋体" w:eastAsia="宋体"/>
+                <w:b w:val="0"/>
+                <w:sz w:val="20"/>
+              </w:rPr>
+              <w:t xml:space="preserve">    </w:t>
+            </w:r>
+            <w:r>
+              <w:drawing>
+                <wp:inline xmlns:a="http://schemas.openxmlformats.org/drawingml/2006/main" xmlns:pic="http://schemas.openxmlformats.org/drawingml/2006/picture">
+                  <wp:extent cx="2240280" cy="3426311"/>
                   <wp:docPr id="14" name="Picture 14"/>
                   <wp:cNvGraphicFramePr>
                     <a:graphicFrameLocks noChangeAspect="1"/>
@@ -4730,7 +4730,7 @@
                           <pic:cNvPicPr/>
                         </pic:nvPicPr>
                         <pic:blipFill>
-                          <a:blip r:embed="rId19"/>
+                          <a:blip r:embed="rId21"/>
                           <a:stretch>
                             <a:fillRect/>
                           </a:stretch>
@@ -5642,11 +5642,11 @@
                     <a:graphicData uri="http://schemas.openxmlformats.org/drawingml/2006/picture">
                       <pic:pic>
                         <pic:nvPicPr>
-                          <pic:cNvPr id="0" name="06_除零错误.png"/>
+                          <pic:cNvPr id="0" name="08_键盘输入.png"/>
                           <pic:cNvPicPr/>
                         </pic:nvPicPr>
                         <pic:blipFill>
-                          <a:blip r:embed="rId17"/>
+                          <a:blip r:embed="rId22"/>
                           <a:stretch>
                             <a:fillRect/>
                           </a:stretch>
@@ -5684,11 +5684,11 @@
                     <a:graphicData uri="http://schemas.openxmlformats.org/drawingml/2006/picture">
                       <pic:pic>
                         <pic:nvPicPr>
-                          <pic:cNvPr id="0" name="06_除零错误.png"/>
+                          <pic:cNvPr id="0" name="08_键盘输入.png"/>
                           <pic:cNvPicPr/>
                         </pic:nvPicPr>
                         <pic:blipFill>
-                          <a:blip r:embed="rId17"/>
+                          <a:blip r:embed="rId22"/>
                           <a:stretch>
                             <a:fillRect/>
                           </a:stretch>
@@ -6479,7 +6479,7 @@
                           <pic:cNvPicPr/>
                         </pic:nvPicPr>
                         <pic:blipFill>
-                          <a:blip r:embed="rId20"/>
+                          <a:blip r:embed="rId23"/>
                           <a:stretch>
                             <a:fillRect/>
                           </a:stretch>
